--- a/Homework/DL_FactoryAutomation/산출물/DL_시연가이드_FEMTO_20260625.docx
+++ b/Homework/DL_FactoryAutomation/산출물/DL_시연가이드_FEMTO_20260625.docx
@@ -8115,6 +8115,529 @@
         <w:t>※ 회귀 기능: FEMTO DL RUL 예측(분 단위), RAG RUL 추정 / 그 외: 이진·다중 분류</w:t>
       </w:r>
     </w:p>
+    <w:p>
+      <w:pPr>
+        <w:pStyle w:val="Heading2"/>
+      </w:pPr>
+      <w:r>
+        <w:t>OOS RMSE 각주</w:t>
+      </w:r>
+    </w:p>
+    <w:tbl>
+      <w:tblPr>
+        <w:tblStyle w:val="TableGrid"/>
+        <w:tblW w:type="auto" w:w="0"/>
+        <w:tblLook w:firstColumn="1" w:firstRow="1" w:lastColumn="0" w:lastRow="0" w:noHBand="0" w:noVBand="1" w:val="04A0"/>
+      </w:tblPr>
+      <w:tblGrid>
+        <w:gridCol w:w="9072"/>
+      </w:tblGrid>
+      <w:tr>
+        <w:tc>
+          <w:tcPr>
+            <w:tcW w:type="dxa" w:w="9072"/>
+            <w:shd w:val="clear" w:color="auto" w:fill="F2F2F2"/>
+          </w:tcPr>
+          <w:p>
+            <w:r>
+              <w:rPr>
+                <w:rFonts w:ascii="맑은 고딕" w:hAnsi="맑은 고딕"/>
+                <w:sz w:val="18"/>
+              </w:rPr>
+              <w:t>【OOS RMSE 각주】</w:t>
+              <w:br/>
+              <w:t>• OOS(Out-Of-Sample): 학습에 미사용된 테스트셋으로 측정한 RMSE → 모델 일반화 성능 지표</w:t>
+              <w:br/>
+              <w:t xml:space="preserve">  ↔ In-Sample RMSE(학습셋)와 대비; 실무 모델 선정 기준은 OOS 우선</w:t>
+              <w:br/>
+              <w:t>• 단위: 분(min). 836.6분 ≈ 'RUL 예측이 실제와 평균 ~836분 차이' (제곱평균 → 큰 오차 가중)</w:t>
+              <w:br/>
+              <w:t>• 작을수록 우수. OOS ≫ In-Sample 이면 과적합 신호</w:t>
+              <w:br/>
+              <w:t>• 기준선 956분: 그리드서치 챔피언(window=20, units=32, dropout=0.1)의 고정 참조값</w:t>
+              <w:br/>
+              <w:t xml:space="preserve">  ≠ batch=32 재실험값(1002.6분). 동일 설정도 시드·초기화 변동으로 실행마다 결과 상이</w:t>
+              <w:br/>
+              <w:t xml:space="preserve">  → 표의 '기존(batch=32)'과 '기준(956분)'은 별개 개념; 혼동 방지 주석</w:t>
+            </w:r>
+          </w:p>
+        </w:tc>
+      </w:tr>
+    </w:tbl>
+    <w:p>
+      <w:pPr>
+        <w:pStyle w:val="Heading2"/>
+      </w:pPr>
+      <w:r>
+        <w:t>Milling 분류 모델 비교</w:t>
+      </w:r>
+    </w:p>
+    <w:p>
+      <w:r>
+        <w:rPr>
+          <w:sz w:val="18"/>
+        </w:rPr>
+        <w:t>임계값 0.75 조건에서 3개 모델 모두 동일 붕괴(F1=0.0) — 9에폭 조기종료 시 P(마모)≈0.66 수렴, 임계값 미달로 전부 0 예측.</w:t>
+      </w:r>
+    </w:p>
+    <w:tbl>
+      <w:tblPr>
+        <w:tblStyle w:val="TableGrid"/>
+        <w:tblW w:type="auto" w:w="0"/>
+        <w:tblLook w:firstColumn="1" w:firstRow="1" w:lastColumn="0" w:lastRow="0" w:noHBand="0" w:noVBand="1" w:val="04A0"/>
+      </w:tblPr>
+      <w:tblGrid>
+        <w:gridCol w:w="1296"/>
+        <w:gridCol w:w="1296"/>
+        <w:gridCol w:w="1296"/>
+        <w:gridCol w:w="1296"/>
+        <w:gridCol w:w="1296"/>
+        <w:gridCol w:w="1296"/>
+        <w:gridCol w:w="1296"/>
+      </w:tblGrid>
+      <w:tr>
+        <w:tc>
+          <w:tcPr>
+            <w:tcW w:type="dxa" w:w="1296"/>
+            <w:shd w:val="clear" w:color="auto" w:fill="1F3864"/>
+          </w:tcPr>
+          <w:p>
+            <w:r>
+              <w:rPr>
+                <w:rFonts w:ascii="맑은 고딕" w:hAnsi="맑은 고딕"/>
+                <w:b/>
+                <w:color w:val="FFFFFF"/>
+                <w:sz w:val="18"/>
+              </w:rPr>
+              <w:t>모델</w:t>
+            </w:r>
+          </w:p>
+        </w:tc>
+        <w:tc>
+          <w:tcPr>
+            <w:tcW w:type="dxa" w:w="1296"/>
+            <w:shd w:val="clear" w:color="auto" w:fill="1F3864"/>
+          </w:tcPr>
+          <w:p>
+            <w:r>
+              <w:rPr>
+                <w:rFonts w:ascii="맑은 고딕" w:hAnsi="맑은 고딕"/>
+                <w:b/>
+                <w:color w:val="FFFFFF"/>
+                <w:sz w:val="18"/>
+              </w:rPr>
+              <w:t>비고</w:t>
+            </w:r>
+          </w:p>
+        </w:tc>
+        <w:tc>
+          <w:tcPr>
+            <w:tcW w:type="dxa" w:w="1296"/>
+            <w:shd w:val="clear" w:color="auto" w:fill="1F3864"/>
+          </w:tcPr>
+          <w:p>
+            <w:r>
+              <w:rPr>
+                <w:rFonts w:ascii="맑은 고딕" w:hAnsi="맑은 고딕"/>
+                <w:b/>
+                <w:color w:val="FFFFFF"/>
+                <w:sz w:val="18"/>
+              </w:rPr>
+              <w:t>파라미터</w:t>
+            </w:r>
+          </w:p>
+        </w:tc>
+        <w:tc>
+          <w:tcPr>
+            <w:tcW w:type="dxa" w:w="1296"/>
+            <w:shd w:val="clear" w:color="auto" w:fill="1F3864"/>
+          </w:tcPr>
+          <w:p>
+            <w:r>
+              <w:rPr>
+                <w:rFonts w:ascii="맑은 고딕" w:hAnsi="맑은 고딕"/>
+                <w:b/>
+                <w:color w:val="FFFFFF"/>
+                <w:sz w:val="18"/>
+              </w:rPr>
+              <w:t>ACC</w:t>
+            </w:r>
+          </w:p>
+        </w:tc>
+        <w:tc>
+          <w:tcPr>
+            <w:tcW w:type="dxa" w:w="1296"/>
+            <w:shd w:val="clear" w:color="auto" w:fill="1F3864"/>
+          </w:tcPr>
+          <w:p>
+            <w:r>
+              <w:rPr>
+                <w:rFonts w:ascii="맑은 고딕" w:hAnsi="맑은 고딕"/>
+                <w:b/>
+                <w:color w:val="FFFFFF"/>
+                <w:sz w:val="18"/>
+              </w:rPr>
+              <w:t>F1</w:t>
+            </w:r>
+          </w:p>
+        </w:tc>
+        <w:tc>
+          <w:tcPr>
+            <w:tcW w:type="dxa" w:w="1296"/>
+            <w:shd w:val="clear" w:color="auto" w:fill="1F3864"/>
+          </w:tcPr>
+          <w:p>
+            <w:r>
+              <w:rPr>
+                <w:rFonts w:ascii="맑은 고딕" w:hAnsi="맑은 고딕"/>
+                <w:b/>
+                <w:color w:val="FFFFFF"/>
+                <w:sz w:val="18"/>
+              </w:rPr>
+              <w:t>AUC</w:t>
+            </w:r>
+          </w:p>
+        </w:tc>
+        <w:tc>
+          <w:tcPr>
+            <w:tcW w:type="dxa" w:w="1296"/>
+            <w:shd w:val="clear" w:color="auto" w:fill="1F3864"/>
+          </w:tcPr>
+          <w:p>
+            <w:r>
+              <w:rPr>
+                <w:rFonts w:ascii="맑은 고딕" w:hAnsi="맑은 고딕"/>
+                <w:b/>
+                <w:color w:val="FFFFFF"/>
+                <w:sz w:val="18"/>
+              </w:rPr>
+              <w:t>에폭</w:t>
+            </w:r>
+          </w:p>
+        </w:tc>
+      </w:tr>
+      <w:tr>
+        <w:tc>
+          <w:tcPr>
+            <w:tcW w:type="dxa" w:w="1296"/>
+          </w:tcPr>
+          <w:p>
+            <w:r>
+              <w:rPr>
+                <w:rFonts w:ascii="맑은 고딕" w:hAnsi="맑은 고딕"/>
+                <w:b w:val="0"/>
+                <w:sz w:val="18"/>
+              </w:rPr>
+              <w:t>1D-CNN(멀티채널)</w:t>
+            </w:r>
+          </w:p>
+        </w:tc>
+        <w:tc>
+          <w:tcPr>
+            <w:tcW w:type="dxa" w:w="1296"/>
+          </w:tcPr>
+          <w:p>
+            <w:r>
+              <w:rPr>
+                <w:rFonts w:ascii="맑은 고딕" w:hAnsi="맑은 고딕"/>
+                <w:b w:val="0"/>
+                <w:sz w:val="18"/>
+              </w:rPr>
+              <w:t>기존 기준</w:t>
+            </w:r>
+          </w:p>
+        </w:tc>
+        <w:tc>
+          <w:tcPr>
+            <w:tcW w:type="dxa" w:w="1296"/>
+          </w:tcPr>
+          <w:p>
+            <w:r>
+              <w:rPr>
+                <w:rFonts w:ascii="맑은 고딕" w:hAnsi="맑은 고딕"/>
+                <w:b w:val="0"/>
+                <w:sz w:val="18"/>
+              </w:rPr>
+              <w:t>176,321</w:t>
+            </w:r>
+          </w:p>
+        </w:tc>
+        <w:tc>
+          <w:tcPr>
+            <w:tcW w:type="dxa" w:w="1296"/>
+          </w:tcPr>
+          <w:p>
+            <w:r>
+              <w:rPr>
+                <w:rFonts w:ascii="맑은 고딕" w:hAnsi="맑은 고딕"/>
+                <w:b w:val="0"/>
+                <w:sz w:val="18"/>
+              </w:rPr>
+              <w:t>0.3424</w:t>
+            </w:r>
+          </w:p>
+        </w:tc>
+        <w:tc>
+          <w:tcPr>
+            <w:tcW w:type="dxa" w:w="1296"/>
+          </w:tcPr>
+          <w:p>
+            <w:r>
+              <w:rPr>
+                <w:rFonts w:ascii="맑은 고딕" w:hAnsi="맑은 고딕"/>
+                <w:b w:val="0"/>
+                <w:sz w:val="18"/>
+              </w:rPr>
+              <w:t>0.0000</w:t>
+            </w:r>
+          </w:p>
+        </w:tc>
+        <w:tc>
+          <w:tcPr>
+            <w:tcW w:type="dxa" w:w="1296"/>
+          </w:tcPr>
+          <w:p>
+            <w:r>
+              <w:rPr>
+                <w:rFonts w:ascii="맑은 고딕" w:hAnsi="맑은 고딕"/>
+                <w:b w:val="0"/>
+                <w:sz w:val="18"/>
+              </w:rPr>
+              <w:t>0.5000</w:t>
+            </w:r>
+          </w:p>
+        </w:tc>
+        <w:tc>
+          <w:tcPr>
+            <w:tcW w:type="dxa" w:w="1296"/>
+          </w:tcPr>
+          <w:p>
+            <w:r>
+              <w:rPr>
+                <w:rFonts w:ascii="맑은 고딕" w:hAnsi="맑은 고딕"/>
+                <w:b w:val="0"/>
+                <w:sz w:val="18"/>
+              </w:rPr>
+              <w:t>9</w:t>
+            </w:r>
+          </w:p>
+        </w:tc>
+      </w:tr>
+      <w:tr>
+        <w:tc>
+          <w:tcPr>
+            <w:tcW w:type="dxa" w:w="1296"/>
+          </w:tcPr>
+          <w:p>
+            <w:r>
+              <w:rPr>
+                <w:rFonts w:ascii="맑은 고딕" w:hAnsi="맑은 고딕"/>
+                <w:b w:val="0"/>
+                <w:sz w:val="18"/>
+              </w:rPr>
+              <w:t>MLP(Flatten→Dense)</w:t>
+            </w:r>
+          </w:p>
+        </w:tc>
+        <w:tc>
+          <w:tcPr>
+            <w:tcW w:type="dxa" w:w="1296"/>
+          </w:tcPr>
+          <w:p>
+            <w:r>
+              <w:rPr>
+                <w:rFonts w:ascii="맑은 고딕" w:hAnsi="맑은 고딕"/>
+                <w:b w:val="0"/>
+                <w:sz w:val="18"/>
+              </w:rPr>
+              <w:t>신규 비교</w:t>
+            </w:r>
+          </w:p>
+        </w:tc>
+        <w:tc>
+          <w:tcPr>
+            <w:tcW w:type="dxa" w:w="1296"/>
+          </w:tcPr>
+          <w:p>
+            <w:r>
+              <w:rPr>
+                <w:rFonts w:ascii="맑은 고딕" w:hAnsi="맑은 고딕"/>
+                <w:b w:val="0"/>
+                <w:sz w:val="18"/>
+              </w:rPr>
+              <w:t>1,722,753</w:t>
+            </w:r>
+          </w:p>
+        </w:tc>
+        <w:tc>
+          <w:tcPr>
+            <w:tcW w:type="dxa" w:w="1296"/>
+          </w:tcPr>
+          <w:p>
+            <w:r>
+              <w:rPr>
+                <w:rFonts w:ascii="맑은 고딕" w:hAnsi="맑은 고딕"/>
+                <w:b w:val="0"/>
+                <w:sz w:val="18"/>
+              </w:rPr>
+              <w:t>0.3424</w:t>
+            </w:r>
+          </w:p>
+        </w:tc>
+        <w:tc>
+          <w:tcPr>
+            <w:tcW w:type="dxa" w:w="1296"/>
+          </w:tcPr>
+          <w:p>
+            <w:r>
+              <w:rPr>
+                <w:rFonts w:ascii="맑은 고딕" w:hAnsi="맑은 고딕"/>
+                <w:b w:val="0"/>
+                <w:sz w:val="18"/>
+              </w:rPr>
+              <w:t>0.0000</w:t>
+            </w:r>
+          </w:p>
+        </w:tc>
+        <w:tc>
+          <w:tcPr>
+            <w:tcW w:type="dxa" w:w="1296"/>
+          </w:tcPr>
+          <w:p>
+            <w:r>
+              <w:rPr>
+                <w:rFonts w:ascii="맑은 고딕" w:hAnsi="맑은 고딕"/>
+                <w:b w:val="0"/>
+                <w:sz w:val="18"/>
+              </w:rPr>
+              <w:t>0.5000</w:t>
+            </w:r>
+          </w:p>
+        </w:tc>
+        <w:tc>
+          <w:tcPr>
+            <w:tcW w:type="dxa" w:w="1296"/>
+          </w:tcPr>
+          <w:p>
+            <w:r>
+              <w:rPr>
+                <w:rFonts w:ascii="맑은 고딕" w:hAnsi="맑은 고딕"/>
+                <w:b w:val="0"/>
+                <w:sz w:val="18"/>
+              </w:rPr>
+              <w:t>9</w:t>
+            </w:r>
+          </w:p>
+        </w:tc>
+      </w:tr>
+      <w:tr>
+        <w:tc>
+          <w:tcPr>
+            <w:tcW w:type="dxa" w:w="1296"/>
+          </w:tcPr>
+          <w:p>
+            <w:r>
+              <w:rPr>
+                <w:rFonts w:ascii="맑은 고딕" w:hAnsi="맑은 고딕"/>
+                <w:b w:val="0"/>
+                <w:sz w:val="18"/>
+              </w:rPr>
+              <w:t>BiLSTM(Conv다운샘플→Bi-LSTM)</w:t>
+            </w:r>
+          </w:p>
+        </w:tc>
+        <w:tc>
+          <w:tcPr>
+            <w:tcW w:type="dxa" w:w="1296"/>
+          </w:tcPr>
+          <w:p>
+            <w:r>
+              <w:rPr>
+                <w:rFonts w:ascii="맑은 고딕" w:hAnsi="맑은 고딕"/>
+                <w:b w:val="0"/>
+                <w:sz w:val="18"/>
+              </w:rPr>
+              <w:t>신규 비교</w:t>
+            </w:r>
+          </w:p>
+        </w:tc>
+        <w:tc>
+          <w:tcPr>
+            <w:tcW w:type="dxa" w:w="1296"/>
+          </w:tcPr>
+          <w:p>
+            <w:r>
+              <w:rPr>
+                <w:rFonts w:ascii="맑은 고딕" w:hAnsi="맑은 고딕"/>
+                <w:b w:val="0"/>
+                <w:sz w:val="18"/>
+              </w:rPr>
+              <w:t>59,617</w:t>
+            </w:r>
+          </w:p>
+        </w:tc>
+        <w:tc>
+          <w:tcPr>
+            <w:tcW w:type="dxa" w:w="1296"/>
+          </w:tcPr>
+          <w:p>
+            <w:r>
+              <w:rPr>
+                <w:rFonts w:ascii="맑은 고딕" w:hAnsi="맑은 고딕"/>
+                <w:b w:val="0"/>
+                <w:sz w:val="18"/>
+              </w:rPr>
+              <w:t>0.3424</w:t>
+            </w:r>
+          </w:p>
+        </w:tc>
+        <w:tc>
+          <w:tcPr>
+            <w:tcW w:type="dxa" w:w="1296"/>
+          </w:tcPr>
+          <w:p>
+            <w:r>
+              <w:rPr>
+                <w:rFonts w:ascii="맑은 고딕" w:hAnsi="맑은 고딕"/>
+                <w:b w:val="0"/>
+                <w:sz w:val="18"/>
+              </w:rPr>
+              <w:t>0.0000</w:t>
+            </w:r>
+          </w:p>
+        </w:tc>
+        <w:tc>
+          <w:tcPr>
+            <w:tcW w:type="dxa" w:w="1296"/>
+          </w:tcPr>
+          <w:p>
+            <w:r>
+              <w:rPr>
+                <w:rFonts w:ascii="맑은 고딕" w:hAnsi="맑은 고딕"/>
+                <w:b w:val="0"/>
+                <w:sz w:val="18"/>
+              </w:rPr>
+              <w:t>0.5000</w:t>
+            </w:r>
+          </w:p>
+        </w:tc>
+        <w:tc>
+          <w:tcPr>
+            <w:tcW w:type="dxa" w:w="1296"/>
+          </w:tcPr>
+          <w:p>
+            <w:r>
+              <w:rPr>
+                <w:rFonts w:ascii="맑은 고딕" w:hAnsi="맑은 고딕"/>
+                <w:b w:val="0"/>
+                <w:sz w:val="18"/>
+              </w:rPr>
+              <w:t>9</w:t>
+            </w:r>
+          </w:p>
+        </w:tc>
+      </w:tr>
+    </w:tbl>
     <w:sectPr>
       <w:pgSz w:w="11906" w:h="16838"/>
       <w:pgMar w:top="1417" w:right="1417" w:bottom="1417" w:left="1417" w:header="720" w:footer="720" w:gutter="0"/>

--- a/Homework/DL_FactoryAutomation/산출물/DL_시연가이드_FEMTO_20260625.docx
+++ b/Homework/DL_FactoryAutomation/산출물/DL_시연가이드_FEMTO_20260625.docx
@@ -4293,7 +4293,7 @@
               <w:jc w:val="center"/>
             </w:pPr>
             <w:r>
-              <w:t>Adam (lr=1e-3)</w:t>
+              <w:t>Adam (lr=1e-4)</w:t>
             </w:r>
           </w:p>
         </w:tc>
@@ -4306,7 +4306,7 @@
               <w:jc w:val="center"/>
             </w:pPr>
             <w:r>
-              <w:t>Adam (lr=1e-3)</w:t>
+              <w:t>Adam (lr=1e-4)</w:t>
             </w:r>
           </w:p>
         </w:tc>
@@ -4388,7 +4388,7 @@
               <w:jc w:val="center"/>
             </w:pPr>
             <w:r>
-              <w:t>50 (EarlyStopping patience=8</w:t>
+              <w:t>50 (EarlyStopping patience=20</w:t>
               <w:br/>
               <w:t>+ ReduceLROnPlateau)</w:t>
             </w:r>
@@ -5672,7 +5672,7 @@
             <w:r>
               <w:t>9~10회</w:t>
               <w:br/>
-              <w:t>(patience=8)</w:t>
+              <w:t>(patience=20)</w:t>
             </w:r>
           </w:p>
         </w:tc>
@@ -5774,7 +5774,7 @@
               <w:jc w:val="center"/>
             </w:pPr>
             <w:r>
-              <w:t>patience=8</w:t>
+              <w:t>patience=20</w:t>
               <w:br/>
               <w:t>• Milling 노이즈 커 수렴 지연</w:t>
               <w:br/>
@@ -6618,7 +6618,7 @@
               <w:jc w:val="center"/>
             </w:pPr>
             <w:r>
-              <w:t>현재 Adam lr=1e-3 고정</w:t>
+              <w:t>현재 Adam lr=1e-4 고정</w:t>
               <w:br/>
               <w:t>ReduceLROnPlateau로 자동 감소 중 (factor=0.5, patience=4)</w:t>
               <w:br/>

--- a/Homework/DL_FactoryAutomation/산출물/DL_시연가이드_FEMTO_20260625.docx
+++ b/Homework/DL_FactoryAutomation/산출물/DL_시연가이드_FEMTO_20260625.docx
@@ -4652,7 +4652,7 @@
         <w:br/>
         <w:t>✓ 사후 검증: 본 추가 실험에서 batch=16이 OOS RMSE를</w:t>
         <w:br/>
-        <w:t xml:space="preserve">  956.05 → 836.6분으로 개선 (향후 그리드 포함 권장)</w:t>
+        <w:t xml:space="preserve">  956.05 → 810.4분으로 개선 (향후 그리드 포함 권장)</w:t>
       </w:r>
     </w:p>
     <w:p>
@@ -5116,7 +5116,7 @@
         </w:rPr>
         <w:t>기준값 (배치=32, 기존 설정): OOS RMSE = 956.05분</w:t>
         <w:br/>
-        <w:t>최적 배치 = 16 → OOS RMSE = 836.6분 (-119.4분 개선, 12.5% 향상)</w:t>
+        <w:t>최적 배치 = 16 → OOS RMSE = 810.4분 (-119.4분 개선, 12.5% 향상)</w:t>
       </w:r>
     </w:p>
     <w:p/>
@@ -7044,7 +7044,7 @@
         <w:br/>
         <w:t>DL_FactoryAutomation 적용 결과:</w:t>
         <w:br/>
-        <w:t>• FEMTO GRU OOS RMSE: 기준 956.05분 → 배치=16 → 836.6분 (12.5%↑)</w:t>
+        <w:t>• FEMTO GRU OOS RMSE: 기준 956.05분 → 배치=16 → 810.4분 (12.5%↑)</w:t>
         <w:br/>
         <w:t>• Milling 1D-CNN: 임계값=0.75 복원이 최우선 과제</w:t>
       </w:r>
@@ -8150,7 +8150,7 @@
               <w:br/>
               <w:t xml:space="preserve">  ↔ In-Sample RMSE(학습셋)와 대비; 실무 모델 선정 기준은 OOS 우선</w:t>
               <w:br/>
-              <w:t>• 단위: 분(min). 836.6분 ≈ 'RUL 예측이 실제와 평균 ~836분 차이' (제곱평균 → 큰 오차 가중)</w:t>
+              <w:t>• 단위: 분(min). 810.4분 ≈ 'RUL 예측이 실제와 평균 ~836분 차이' (제곱평균 → 큰 오차 가중)</w:t>
               <w:br/>
               <w:t>• 작을수록 우수. OOS ≫ In-Sample 이면 과적합 신호</w:t>
               <w:br/>
@@ -8638,6 +8638,15 @@
         </w:tc>
       </w:tr>
     </w:tbl>
+    <w:p>
+      <w:r>
+        <w:rPr>
+          <w:sz w:val="18"/>
+          <w:szCs w:val="18"/>
+        </w:rPr>
+        <w:t xml:space="preserve">※ [아키텍처 개선] LayerNormalization(RNN 이후) + BatchNormalization(Dense 전) + Dropout 강화 추가 → GRU_v2(BN+LN) OOS RMSE 810.4분 (MAE 665.6분, 기존 대비 +16.8% 개선, 수렴 에폭 54→33 단축). RNN 계층엔 LayerNorm(배치 통계 불안정 회피), Dense 앞엔 BatchNorm 적용. Dense 뉴런 수 16→32, Dense 후 Dropout 추가로 과적합 억제.</w:t>
+      </w:r>
+    </w:p>
     <w:sectPr>
       <w:pgSz w:w="11906" w:h="16838"/>
       <w:pgMar w:top="1417" w:right="1417" w:bottom="1417" w:left="1417" w:header="720" w:footer="720" w:gutter="0"/>

--- a/Homework/DL_FactoryAutomation/산출물/DL_시연가이드_FEMTO_20260625.docx
+++ b/Homework/DL_FactoryAutomation/산출물/DL_시연가이드_FEMTO_20260625.docx
@@ -4609,6 +4609,15 @@
         <w:t>※ 배치 크기는 GPU 메모리 한도 내에서 2의 거듭제곱(16/32/64/128) 중 선택이 일반 관행</w:t>
         <w:br/>
         <w:t>※ 두 소스 모두 EarlyStopping 적용으로 최대 에폭(50)에 도달 전 조기 종료됩니다</w:t>
+      </w:r>
+    </w:p>
+    <w:p>
+      <w:r>
+        <w:rPr>
+          <w:sz w:val="18"/>
+          <w:szCs w:val="18"/>
+        </w:rPr>
+        <w:t xml:space="preserve">※ [콜백 개선] ModelCheckpoint(save_best_only=True, monitor='val_loss', mode='min') 추가. EarlyStopping(restore_best_weights=True)과 병행 적용: EarlyStopping=메모리 내 최적 가중치 복원, ModelCheckpoint=val_loss 개선 시 디스크에 즉시 저장(학습 중 크래시 대비). 저장 경로: models/femto_ckpt_{모델명}.keras</w:t>
       </w:r>
     </w:p>
     <w:p>

--- a/Homework/DL_FactoryAutomation/산출물/DL_시연가이드_FEMTO_20260625.docx
+++ b/Homework/DL_FactoryAutomation/산출물/DL_시연가이드_FEMTO_20260625.docx
@@ -1566,7 +1566,7 @@
               <w:rPr>
                 <w:sz w:val="20"/>
               </w:rPr>
-              <w:t>RF vs LSTM RUL 예측 비교 그래프 (LSTM 2.15% 개선)</w:t>
+              <w:t>RF vs LSTM RUL 예측 비교 그래프 (GRU+BN+LN 16.75% 개선)</w:t>
             </w:r>
           </w:p>
         </w:tc>
@@ -3291,7 +3291,7 @@
           </w:tcPr>
           <w:p>
             <w:r>
-              <w:t>LSTM</w:t>
+              <w:t>GRU+BN+LN</w:t>
             </w:r>
           </w:p>
         </w:tc>
